--- a/zhejiang-youth-systems-paper/Youth_School_to_Work_Transition_System_China_Systems.docx
+++ b/zhejiang-youth-systems-paper/Youth_School_to_Work_Transition_System_China_Systems.docx
@@ -17748,7 +17748,7 @@
       <w:r>
         <w:drawing>
           <wp:inline distT="0" distB="0" distL="114300" distR="114300">
-            <wp:extent cx="5989320" cy="4004823"/>
+            <wp:extent cx="5989320" cy="4277286"/>
             <wp:effectExtent l="0" t="0" r="0" b="0"/>
             <wp:docPr id="103" name="Picture 103"/>
             <wp:cNvGraphicFramePr>
@@ -17772,7 +17772,7 @@
                   <pic:spPr>
                     <a:xfrm>
                       <a:off x="0" y="0"/>
-                      <a:ext cx="5989320" cy="4004823"/>
+                      <a:ext cx="5989320" cy="4277286"/>
                     </a:xfrm>
                     <a:prstGeom prst="rect">
                       <a:avLst/>
@@ -21447,7 +21447,7 @@
       <w:r>
         <w:drawing>
           <wp:inline distT="0" distB="0" distL="114300" distR="114300">
-            <wp:extent cx="5989320" cy="2063570"/>
+            <wp:extent cx="5989320" cy="2338069"/>
             <wp:effectExtent l="0" t="0" r="0" b="0"/>
             <wp:docPr id="104" name="Picture 104"/>
             <wp:cNvGraphicFramePr>
@@ -21471,7 +21471,7 @@
                   <pic:spPr>
                     <a:xfrm>
                       <a:off x="0" y="0"/>
-                      <a:ext cx="5989320" cy="2063570"/>
+                      <a:ext cx="5989320" cy="2338069"/>
                     </a:xfrm>
                     <a:prstGeom prst="rect">
                       <a:avLst/>
@@ -31390,7 +31390,7 @@
       <w:r>
         <w:drawing>
           <wp:inline distT="0" distB="0" distL="114300" distR="114300">
-            <wp:extent cx="5989320" cy="2136494"/>
+            <wp:extent cx="5989320" cy="2622379"/>
             <wp:effectExtent l="0" t="0" r="0" b="0"/>
             <wp:docPr id="106" name="Picture 106"/>
             <wp:cNvGraphicFramePr>
@@ -31414,7 +31414,7 @@
                   <pic:spPr>
                     <a:xfrm>
                       <a:off x="0" y="0"/>
-                      <a:ext cx="5989320" cy="2136494"/>
+                      <a:ext cx="5989320" cy="2622379"/>
                     </a:xfrm>
                     <a:prstGeom prst="rect">
                       <a:avLst/>
